--- a/backend-exhibits/Share point Online to Share point online standard included.docx
+++ b/backend-exhibits/Share point Online to Share point online standard included.docx
@@ -39,14 +39,14 @@
               <w:ind w:left="52"/>
               <w:jc w:val="center"/>
               <w:rPr>
-                <w:rFonts w:ascii="Arial" w:hAnsi="Arial" w:cs="Arial"/>
-                <w:sz w:val="21"/>
-                <w:szCs w:val="21"/>
-              </w:rPr>
-            </w:pPr>
-            <w:r>
-              <w:rPr>
-                <w:rFonts w:ascii="Arial" w:eastAsia="Arial" w:hAnsi="Arial" w:cs="Arial"/>
+                <w:rFonts w:ascii="Arial" w:hAnsi="Arial" w:cs="Arial" w:eastAsia="Arial"/>
+                <w:sz w:val="21"/>
+                <w:szCs w:val="21"/>
+              </w:rPr>
+            </w:pPr>
+            <w:r>
+              <w:rPr>
+                <w:rFonts w:ascii="Arial" w:hAnsi="Arial" w:cs="Arial" w:eastAsia="Arial"/>
                 <w:b/>
                 <w:sz w:val="21"/>
                 <w:szCs w:val="21"/>
@@ -55,7 +55,7 @@
             </w:r>
             <w:r>
               <w:rPr>
-                <w:rFonts w:ascii="Arial" w:eastAsia="Arial" w:hAnsi="Arial" w:cs="Arial"/>
+                <w:rFonts w:ascii="Arial" w:hAnsi="Arial" w:cs="Arial" w:eastAsia="Arial"/>
                 <w:b/>
                 <w:sz w:val="21"/>
                 <w:szCs w:val="21"/>
@@ -64,7 +64,7 @@
             </w:r>
             <w:r>
               <w:rPr>
-                <w:rFonts w:ascii="Arial" w:eastAsia="Arial" w:hAnsi="Arial" w:cs="Arial"/>
+                <w:rFonts w:ascii="Arial" w:hAnsi="Arial" w:cs="Arial" w:eastAsia="Arial"/>
                 <w:b/>
                 <w:sz w:val="21"/>
                 <w:szCs w:val="21"/>
@@ -73,7 +73,7 @@
             </w:r>
             <w:r>
               <w:rPr>
-                <w:rFonts w:ascii="Arial" w:eastAsia="Arial" w:hAnsi="Arial" w:cs="Arial"/>
+                <w:rFonts w:ascii="Arial" w:hAnsi="Arial" w:cs="Arial" w:eastAsia="Arial"/>
                 <w:b/>
                 <w:sz w:val="21"/>
                 <w:szCs w:val="21"/>
@@ -82,7 +82,7 @@
             </w:r>
             <w:r>
               <w:rPr>
-                <w:rFonts w:ascii="Arial" w:eastAsia="Arial" w:hAnsi="Arial" w:cs="Arial"/>
+                <w:rFonts w:ascii="Arial" w:hAnsi="Arial" w:cs="Arial" w:eastAsia="Arial"/>
                 <w:b/>
                 <w:sz w:val="21"/>
                 <w:szCs w:val="21"/>
@@ -91,7 +91,7 @@
             </w:r>
             <w:r>
               <w:rPr>
-                <w:rFonts w:ascii="Arial" w:eastAsia="Arial" w:hAnsi="Arial" w:cs="Arial"/>
+                <w:rFonts w:ascii="Arial" w:hAnsi="Arial" w:cs="Arial" w:eastAsia="Arial"/>
                 <w:b/>
                 <w:sz w:val="21"/>
                 <w:szCs w:val="21"/>
@@ -119,16 +119,16 @@
             <w:pPr>
               <w:ind w:left="3"/>
               <w:rPr>
-                <w:rFonts w:ascii="Arial" w:hAnsi="Arial" w:cs="Arial"/>
-                <w:b/>
-                <w:bCs/>
-                <w:sz w:val="21"/>
-                <w:szCs w:val="21"/>
-              </w:rPr>
-            </w:pPr>
-            <w:r>
-              <w:rPr>
-                <w:rFonts w:ascii="Arial" w:hAnsi="Arial" w:cs="Arial"/>
+                <w:rFonts w:ascii="Arial" w:hAnsi="Arial" w:cs="Arial" w:eastAsia="Arial"/>
+                <w:b/>
+                <w:bCs/>
+                <w:sz w:val="21"/>
+                <w:szCs w:val="21"/>
+              </w:rPr>
+            </w:pPr>
+            <w:r>
+              <w:rPr>
+                <w:rFonts w:ascii="Arial" w:hAnsi="Arial" w:cs="Arial" w:eastAsia="Arial"/>
                 <w:b/>
                 <w:bCs/>
                 <w:sz w:val="21"/>
@@ -152,14 +152,14 @@
             <w:pPr>
               <w:spacing w:line="240" w:lineRule="auto"/>
               <w:rPr>
-                <w:rFonts w:ascii="Arial" w:hAnsi="Arial" w:cs="Arial"/>
-                <w:sz w:val="21"/>
-                <w:szCs w:val="21"/>
-              </w:rPr>
-            </w:pPr>
-            <w:r>
-              <w:rPr>
-                <w:rFonts w:ascii="Arial" w:hAnsi="Arial" w:cs="Arial"/>
+                <w:rFonts w:ascii="Arial" w:hAnsi="Arial" w:cs="Arial" w:eastAsia="Arial"/>
+                <w:sz w:val="21"/>
+                <w:szCs w:val="21"/>
+              </w:rPr>
+            </w:pPr>
+            <w:r>
+              <w:rPr>
+                <w:rFonts w:ascii="Arial" w:hAnsi="Arial" w:cs="Arial" w:eastAsia="Arial"/>
                 <w:sz w:val="21"/>
                 <w:szCs w:val="21"/>
               </w:rPr>
@@ -186,16 +186,16 @@
             <w:pPr>
               <w:ind w:left="3"/>
               <w:rPr>
-                <w:rFonts w:ascii="Arial" w:hAnsi="Arial" w:cs="Arial"/>
-                <w:b/>
-                <w:bCs/>
-                <w:sz w:val="21"/>
-                <w:szCs w:val="21"/>
-              </w:rPr>
-            </w:pPr>
-            <w:r>
-              <w:rPr>
-                <w:rFonts w:ascii="Arial" w:hAnsi="Arial" w:cs="Arial"/>
+                <w:rFonts w:ascii="Arial" w:hAnsi="Arial" w:cs="Arial" w:eastAsia="Arial"/>
+                <w:b/>
+                <w:bCs/>
+                <w:sz w:val="21"/>
+                <w:szCs w:val="21"/>
+              </w:rPr>
+            </w:pPr>
+            <w:r>
+              <w:rPr>
+                <w:rFonts w:ascii="Arial" w:hAnsi="Arial" w:cs="Arial" w:eastAsia="Arial"/>
                 <w:b/>
                 <w:bCs/>
                 <w:sz w:val="21"/>
@@ -219,14 +219,14 @@
             <w:pPr>
               <w:spacing w:line="240" w:lineRule="auto"/>
               <w:rPr>
-                <w:rFonts w:ascii="Arial" w:hAnsi="Arial" w:cs="Arial"/>
-                <w:sz w:val="21"/>
-                <w:szCs w:val="21"/>
-              </w:rPr>
-            </w:pPr>
-            <w:r>
-              <w:rPr>
-                <w:rFonts w:ascii="Arial" w:hAnsi="Arial" w:cs="Arial"/>
+                <w:rFonts w:ascii="Arial" w:hAnsi="Arial" w:cs="Arial" w:eastAsia="Arial"/>
+                <w:sz w:val="21"/>
+                <w:szCs w:val="21"/>
+              </w:rPr>
+            </w:pPr>
+            <w:r>
+              <w:rPr>
+                <w:rFonts w:ascii="Arial" w:hAnsi="Arial" w:cs="Arial" w:eastAsia="Arial"/>
                 <w:sz w:val="21"/>
                 <w:szCs w:val="21"/>
               </w:rPr>
@@ -253,16 +253,16 @@
             <w:pPr>
               <w:ind w:left="3"/>
               <w:rPr>
-                <w:rFonts w:ascii="Arial" w:hAnsi="Arial" w:cs="Arial"/>
-                <w:b/>
-                <w:bCs/>
-                <w:sz w:val="21"/>
-                <w:szCs w:val="21"/>
-              </w:rPr>
-            </w:pPr>
-            <w:r>
-              <w:rPr>
-                <w:rFonts w:ascii="Arial" w:hAnsi="Arial" w:cs="Arial"/>
+                <w:rFonts w:ascii="Arial" w:hAnsi="Arial" w:cs="Arial" w:eastAsia="Arial"/>
+                <w:b/>
+                <w:bCs/>
+                <w:sz w:val="21"/>
+                <w:szCs w:val="21"/>
+              </w:rPr>
+            </w:pPr>
+            <w:r>
+              <w:rPr>
+                <w:rFonts w:ascii="Arial" w:hAnsi="Arial" w:cs="Arial" w:eastAsia="Arial"/>
                 <w:b/>
                 <w:bCs/>
                 <w:sz w:val="21"/>
@@ -286,14 +286,14 @@
             <w:pPr>
               <w:spacing w:line="240" w:lineRule="auto"/>
               <w:rPr>
-                <w:rFonts w:ascii="Arial" w:hAnsi="Arial" w:cs="Arial"/>
-                <w:sz w:val="21"/>
-                <w:szCs w:val="21"/>
-              </w:rPr>
-            </w:pPr>
-            <w:r>
-              <w:rPr>
-                <w:rFonts w:ascii="Arial" w:hAnsi="Arial" w:cs="Arial"/>
+                <w:rFonts w:ascii="Arial" w:hAnsi="Arial" w:cs="Arial" w:eastAsia="Arial"/>
+                <w:sz w:val="21"/>
+                <w:szCs w:val="21"/>
+              </w:rPr>
+            </w:pPr>
+            <w:r>
+              <w:rPr>
+                <w:rFonts w:ascii="Arial" w:hAnsi="Arial" w:cs="Arial" w:eastAsia="Arial"/>
                 <w:sz w:val="21"/>
                 <w:szCs w:val="21"/>
               </w:rPr>
@@ -302,7 +302,7 @@
             <w:proofErr w:type="spellStart"/>
             <w:r>
               <w:rPr>
-                <w:rFonts w:ascii="Arial" w:hAnsi="Arial" w:cs="Arial"/>
+                <w:rFonts w:ascii="Arial" w:hAnsi="Arial" w:cs="Arial" w:eastAsia="Arial"/>
                 <w:sz w:val="21"/>
                 <w:szCs w:val="21"/>
               </w:rPr>
@@ -311,7 +311,7 @@
             <w:proofErr w:type="spellEnd"/>
             <w:r>
               <w:rPr>
-                <w:rFonts w:ascii="Arial" w:hAnsi="Arial" w:cs="Arial"/>
+                <w:rFonts w:ascii="Arial" w:hAnsi="Arial" w:cs="Arial" w:eastAsia="Arial"/>
                 <w:sz w:val="21"/>
                 <w:szCs w:val="21"/>
               </w:rPr>
@@ -319,7 +319,7 @@
             </w:r>
             <w:r>
               <w:rPr>
-                <w:rFonts w:ascii="Arial" w:hAnsi="Arial" w:cs="Arial"/>
+                <w:rFonts w:ascii="Arial" w:hAnsi="Arial" w:cs="Arial" w:eastAsia="Arial"/>
                 <w:sz w:val="21"/>
                 <w:szCs w:val="21"/>
               </w:rPr>
@@ -346,16 +346,16 @@
             <w:pPr>
               <w:ind w:left="3"/>
               <w:rPr>
-                <w:rFonts w:ascii="Arial" w:hAnsi="Arial" w:cs="Arial"/>
-                <w:b/>
-                <w:bCs/>
-                <w:sz w:val="21"/>
-                <w:szCs w:val="21"/>
-              </w:rPr>
-            </w:pPr>
-            <w:r>
-              <w:rPr>
-                <w:rFonts w:ascii="Arial" w:hAnsi="Arial" w:cs="Arial"/>
+                <w:rFonts w:ascii="Arial" w:hAnsi="Arial" w:cs="Arial" w:eastAsia="Arial"/>
+                <w:b/>
+                <w:bCs/>
+                <w:sz w:val="21"/>
+                <w:szCs w:val="21"/>
+              </w:rPr>
+            </w:pPr>
+            <w:r>
+              <w:rPr>
+                <w:rFonts w:ascii="Arial" w:hAnsi="Arial" w:cs="Arial" w:eastAsia="Arial"/>
                 <w:b/>
                 <w:bCs/>
                 <w:sz w:val="21"/>
@@ -378,14 +378,14 @@
           <w:p>
             <w:pPr>
               <w:rPr>
-                <w:rFonts w:ascii="Arial" w:hAnsi="Arial" w:cs="Arial"/>
-                <w:sz w:val="21"/>
-                <w:szCs w:val="21"/>
-              </w:rPr>
-            </w:pPr>
-            <w:r>
-              <w:rPr>
-                <w:rFonts w:ascii="Arial" w:hAnsi="Arial" w:cs="Arial"/>
+                <w:rFonts w:ascii="Arial" w:hAnsi="Arial" w:cs="Arial" w:eastAsia="Arial"/>
+                <w:sz w:val="21"/>
+                <w:szCs w:val="21"/>
+              </w:rPr>
+            </w:pPr>
+            <w:r>
+              <w:rPr>
+                <w:rFonts w:ascii="Arial" w:hAnsi="Arial" w:cs="Arial" w:eastAsia="Arial"/>
                 <w:sz w:val="21"/>
                 <w:szCs w:val="21"/>
               </w:rPr>
@@ -412,16 +412,16 @@
             <w:pPr>
               <w:ind w:left="3"/>
               <w:rPr>
-                <w:rFonts w:ascii="Arial" w:hAnsi="Arial" w:cs="Arial"/>
-                <w:b/>
-                <w:bCs/>
-                <w:sz w:val="21"/>
-                <w:szCs w:val="21"/>
-              </w:rPr>
-            </w:pPr>
-            <w:r>
-              <w:rPr>
-                <w:rFonts w:ascii="Arial" w:hAnsi="Arial" w:cs="Arial"/>
+                <w:rFonts w:ascii="Arial" w:hAnsi="Arial" w:cs="Arial" w:eastAsia="Arial"/>
+                <w:b/>
+                <w:bCs/>
+                <w:sz w:val="21"/>
+                <w:szCs w:val="21"/>
+              </w:rPr>
+            </w:pPr>
+            <w:r>
+              <w:rPr>
+                <w:rFonts w:ascii="Arial" w:hAnsi="Arial" w:cs="Arial" w:eastAsia="Arial"/>
                 <w:b/>
                 <w:bCs/>
                 <w:sz w:val="21"/>
@@ -444,7 +444,7 @@
           <w:p>
             <w:pPr>
               <w:rPr>
-                <w:rFonts w:ascii="Arial" w:hAnsi="Arial" w:cs="Arial"/>
+                <w:rFonts w:ascii="Arial" w:hAnsi="Arial" w:cs="Arial" w:eastAsia="Arial"/>
                 <w:sz w:val="21"/>
                 <w:szCs w:val="21"/>
               </w:rPr>
@@ -452,7 +452,7 @@
             <w:proofErr w:type="spellStart"/>
             <w:r>
               <w:rPr>
-                <w:rFonts w:ascii="Arial" w:hAnsi="Arial" w:cs="Arial"/>
+                <w:rFonts w:ascii="Arial" w:hAnsi="Arial" w:cs="Arial" w:eastAsia="Arial"/>
                 <w:sz w:val="21"/>
                 <w:szCs w:val="21"/>
               </w:rPr>
@@ -461,7 +461,7 @@
             <w:proofErr w:type="spellEnd"/>
             <w:r>
               <w:rPr>
-                <w:rFonts w:ascii="Arial" w:hAnsi="Arial" w:cs="Arial"/>
+                <w:rFonts w:ascii="Arial" w:hAnsi="Arial" w:cs="Arial" w:eastAsia="Arial"/>
                 <w:sz w:val="21"/>
                 <w:szCs w:val="21"/>
               </w:rPr>
@@ -488,16 +488,16 @@
             <w:pPr>
               <w:ind w:left="3"/>
               <w:rPr>
-                <w:rFonts w:ascii="Arial" w:hAnsi="Arial" w:cs="Arial"/>
-                <w:b/>
-                <w:bCs/>
-                <w:sz w:val="21"/>
-                <w:szCs w:val="21"/>
-              </w:rPr>
-            </w:pPr>
-            <w:r>
-              <w:rPr>
-                <w:rFonts w:ascii="Arial" w:hAnsi="Arial" w:cs="Arial"/>
+                <w:rFonts w:ascii="Arial" w:hAnsi="Arial" w:cs="Arial" w:eastAsia="Arial"/>
+                <w:b/>
+                <w:bCs/>
+                <w:sz w:val="21"/>
+                <w:szCs w:val="21"/>
+              </w:rPr>
+            </w:pPr>
+            <w:r>
+              <w:rPr>
+                <w:rFonts w:ascii="Arial" w:hAnsi="Arial" w:cs="Arial" w:eastAsia="Arial"/>
                 <w:b/>
                 <w:bCs/>
                 <w:sz w:val="21"/>
@@ -520,7 +520,7 @@
           <w:p>
             <w:pPr>
               <w:rPr>
-                <w:rFonts w:ascii="Arial" w:hAnsi="Arial" w:cs="Arial"/>
+                <w:rFonts w:ascii="Arial" w:hAnsi="Arial" w:cs="Arial" w:eastAsia="Arial"/>
                 <w:sz w:val="21"/>
                 <w:szCs w:val="21"/>
               </w:rPr>
@@ -528,7 +528,7 @@
             <w:proofErr w:type="spellStart"/>
             <w:r>
               <w:rPr>
-                <w:rFonts w:ascii="Arial" w:hAnsi="Arial" w:cs="Arial"/>
+                <w:rFonts w:ascii="Arial" w:hAnsi="Arial" w:cs="Arial" w:eastAsia="Arial"/>
                 <w:sz w:val="21"/>
                 <w:szCs w:val="21"/>
               </w:rPr>
@@ -537,7 +537,7 @@
             <w:proofErr w:type="spellEnd"/>
             <w:r>
               <w:rPr>
-                <w:rFonts w:ascii="Arial" w:hAnsi="Arial" w:cs="Arial"/>
+                <w:rFonts w:ascii="Arial" w:hAnsi="Arial" w:cs="Arial" w:eastAsia="Arial"/>
                 <w:sz w:val="21"/>
                 <w:szCs w:val="21"/>
               </w:rPr>
@@ -564,16 +564,16 @@
             <w:pPr>
               <w:ind w:left="3"/>
               <w:rPr>
-                <w:rFonts w:ascii="Arial" w:hAnsi="Arial" w:cs="Arial"/>
-                <w:b/>
-                <w:bCs/>
-                <w:sz w:val="21"/>
-                <w:szCs w:val="21"/>
-              </w:rPr>
-            </w:pPr>
-            <w:r>
-              <w:rPr>
-                <w:rFonts w:ascii="Arial" w:hAnsi="Arial" w:cs="Arial"/>
+                <w:rFonts w:ascii="Arial" w:hAnsi="Arial" w:cs="Arial" w:eastAsia="Arial"/>
+                <w:b/>
+                <w:bCs/>
+                <w:sz w:val="21"/>
+                <w:szCs w:val="21"/>
+              </w:rPr>
+            </w:pPr>
+            <w:r>
+              <w:rPr>
+                <w:rFonts w:ascii="Arial" w:hAnsi="Arial" w:cs="Arial" w:eastAsia="Arial"/>
                 <w:b/>
                 <w:bCs/>
                 <w:sz w:val="21"/>
@@ -596,7 +596,7 @@
           <w:p>
             <w:pPr>
               <w:rPr>
-                <w:rFonts w:ascii="Arial" w:hAnsi="Arial" w:cs="Arial"/>
+                <w:rFonts w:ascii="Arial" w:hAnsi="Arial" w:cs="Arial" w:eastAsia="Arial"/>
                 <w:sz w:val="21"/>
                 <w:szCs w:val="21"/>
               </w:rPr>
@@ -604,7 +604,7 @@
             <w:proofErr w:type="spellStart"/>
             <w:r>
               <w:rPr>
-                <w:rFonts w:ascii="Arial" w:hAnsi="Arial" w:cs="Arial"/>
+                <w:rFonts w:ascii="Arial" w:hAnsi="Arial" w:cs="Arial" w:eastAsia="Arial"/>
                 <w:sz w:val="21"/>
                 <w:szCs w:val="21"/>
               </w:rPr>
@@ -613,7 +613,7 @@
             <w:proofErr w:type="spellEnd"/>
             <w:r>
               <w:rPr>
-                <w:rFonts w:ascii="Arial" w:hAnsi="Arial" w:cs="Arial"/>
+                <w:rFonts w:ascii="Arial" w:hAnsi="Arial" w:cs="Arial" w:eastAsia="Arial"/>
                 <w:sz w:val="21"/>
                 <w:szCs w:val="21"/>
               </w:rPr>
@@ -640,16 +640,16 @@
             <w:pPr>
               <w:ind w:left="3"/>
               <w:rPr>
-                <w:rFonts w:ascii="Arial" w:hAnsi="Arial" w:cs="Arial"/>
-                <w:b/>
-                <w:bCs/>
-                <w:sz w:val="21"/>
-                <w:szCs w:val="21"/>
-              </w:rPr>
-            </w:pPr>
-            <w:r>
-              <w:rPr>
-                <w:rFonts w:ascii="Arial" w:hAnsi="Arial" w:cs="Arial"/>
+                <w:rFonts w:ascii="Arial" w:hAnsi="Arial" w:cs="Arial" w:eastAsia="Arial"/>
+                <w:b/>
+                <w:bCs/>
+                <w:sz w:val="21"/>
+                <w:szCs w:val="21"/>
+              </w:rPr>
+            </w:pPr>
+            <w:r>
+              <w:rPr>
+                <w:rFonts w:ascii="Arial" w:hAnsi="Arial" w:cs="Arial" w:eastAsia="Arial"/>
                 <w:b/>
                 <w:bCs/>
                 <w:sz w:val="21"/>
@@ -672,7 +672,7 @@
           <w:p>
             <w:pPr>
               <w:rPr>
-                <w:rFonts w:ascii="Arial" w:hAnsi="Arial" w:cs="Arial"/>
+                <w:rFonts w:ascii="Arial" w:hAnsi="Arial" w:cs="Arial" w:eastAsia="Arial"/>
                 <w:sz w:val="21"/>
                 <w:szCs w:val="21"/>
               </w:rPr>
@@ -680,7 +680,7 @@
             <w:proofErr w:type="spellStart"/>
             <w:r>
               <w:rPr>
-                <w:rFonts w:ascii="Arial" w:hAnsi="Arial" w:cs="Arial"/>
+                <w:rFonts w:ascii="Arial" w:hAnsi="Arial" w:cs="Arial" w:eastAsia="Arial"/>
                 <w:sz w:val="21"/>
                 <w:szCs w:val="21"/>
               </w:rPr>
@@ -689,7 +689,7 @@
             <w:proofErr w:type="spellEnd"/>
             <w:r>
               <w:rPr>
-                <w:rFonts w:ascii="Arial" w:hAnsi="Arial" w:cs="Arial"/>
+                <w:rFonts w:ascii="Arial" w:hAnsi="Arial" w:cs="Arial" w:eastAsia="Arial"/>
                 <w:sz w:val="21"/>
                 <w:szCs w:val="21"/>
               </w:rPr>
@@ -716,16 +716,16 @@
             <w:pPr>
               <w:ind w:left="3"/>
               <w:rPr>
-                <w:rFonts w:ascii="Arial" w:hAnsi="Arial" w:cs="Arial"/>
-                <w:b/>
-                <w:bCs/>
-                <w:sz w:val="21"/>
-                <w:szCs w:val="21"/>
-              </w:rPr>
-            </w:pPr>
-            <w:r>
-              <w:rPr>
-                <w:rFonts w:ascii="Arial" w:hAnsi="Arial" w:cs="Arial"/>
+                <w:rFonts w:ascii="Arial" w:hAnsi="Arial" w:cs="Arial" w:eastAsia="Arial"/>
+                <w:b/>
+                <w:bCs/>
+                <w:sz w:val="21"/>
+                <w:szCs w:val="21"/>
+              </w:rPr>
+            </w:pPr>
+            <w:r>
+              <w:rPr>
+                <w:rFonts w:ascii="Arial" w:hAnsi="Arial" w:cs="Arial" w:eastAsia="Arial"/>
                 <w:b/>
                 <w:bCs/>
                 <w:sz w:val="21"/>
@@ -748,7 +748,7 @@
           <w:p>
             <w:pPr>
               <w:rPr>
-                <w:rFonts w:ascii="Arial" w:hAnsi="Arial" w:cs="Arial"/>
+                <w:rFonts w:ascii="Arial" w:hAnsi="Arial" w:cs="Arial" w:eastAsia="Arial"/>
                 <w:sz w:val="21"/>
                 <w:szCs w:val="21"/>
               </w:rPr>
@@ -756,7 +756,7 @@
             <w:proofErr w:type="spellStart"/>
             <w:r>
               <w:rPr>
-                <w:rFonts w:ascii="Arial" w:hAnsi="Arial" w:cs="Arial"/>
+                <w:rFonts w:ascii="Arial" w:hAnsi="Arial" w:cs="Arial" w:eastAsia="Arial"/>
                 <w:sz w:val="21"/>
                 <w:szCs w:val="21"/>
               </w:rPr>
@@ -765,7 +765,7 @@
             <w:proofErr w:type="spellEnd"/>
             <w:r>
               <w:rPr>
-                <w:rFonts w:ascii="Arial" w:hAnsi="Arial" w:cs="Arial"/>
+                <w:rFonts w:ascii="Arial" w:hAnsi="Arial" w:cs="Arial" w:eastAsia="Arial"/>
                 <w:sz w:val="21"/>
                 <w:szCs w:val="21"/>
               </w:rPr>
@@ -774,7 +774,7 @@
             <w:proofErr w:type="gramStart"/>
             <w:r>
               <w:rPr>
-                <w:rFonts w:ascii="Arial" w:hAnsi="Arial" w:cs="Arial"/>
+                <w:rFonts w:ascii="Arial" w:hAnsi="Arial" w:cs="Arial" w:eastAsia="Arial"/>
                 <w:sz w:val="21"/>
                 <w:szCs w:val="21"/>
               </w:rPr>
@@ -783,7 +783,7 @@
             <w:proofErr w:type="gramEnd"/>
             <w:r>
               <w:rPr>
-                <w:rFonts w:ascii="Arial" w:hAnsi="Arial" w:cs="Arial"/>
+                <w:rFonts w:ascii="Arial" w:hAnsi="Arial" w:cs="Arial" w:eastAsia="Arial"/>
                 <w:sz w:val="21"/>
                 <w:szCs w:val="21"/>
               </w:rPr>
@@ -810,16 +810,16 @@
             <w:pPr>
               <w:ind w:left="3"/>
               <w:rPr>
-                <w:rFonts w:ascii="Arial" w:hAnsi="Arial" w:cs="Arial"/>
-                <w:b/>
-                <w:bCs/>
-                <w:sz w:val="21"/>
-                <w:szCs w:val="21"/>
-              </w:rPr>
-            </w:pPr>
-            <w:r>
-              <w:rPr>
-                <w:rFonts w:ascii="Arial" w:hAnsi="Arial" w:cs="Arial"/>
+                <w:rFonts w:ascii="Arial" w:hAnsi="Arial" w:cs="Arial" w:eastAsia="Arial"/>
+                <w:b/>
+                <w:bCs/>
+                <w:sz w:val="21"/>
+                <w:szCs w:val="21"/>
+              </w:rPr>
+            </w:pPr>
+            <w:r>
+              <w:rPr>
+                <w:rFonts w:ascii="Arial" w:hAnsi="Arial" w:cs="Arial" w:eastAsia="Arial"/>
                 <w:b/>
                 <w:bCs/>
                 <w:sz w:val="21"/>
@@ -842,7 +842,7 @@
           <w:p>
             <w:pPr>
               <w:rPr>
-                <w:rFonts w:ascii="Arial" w:hAnsi="Arial" w:cs="Arial"/>
+                <w:rFonts w:ascii="Arial" w:hAnsi="Arial" w:cs="Arial" w:eastAsia="Arial"/>
                 <w:sz w:val="21"/>
                 <w:szCs w:val="21"/>
               </w:rPr>
@@ -850,7 +850,7 @@
             <w:proofErr w:type="spellStart"/>
             <w:r>
               <w:rPr>
-                <w:rFonts w:ascii="Arial" w:hAnsi="Arial" w:cs="Arial"/>
+                <w:rFonts w:ascii="Arial" w:hAnsi="Arial" w:cs="Arial" w:eastAsia="Arial"/>
                 <w:sz w:val="21"/>
                 <w:szCs w:val="21"/>
               </w:rPr>
@@ -859,7 +859,7 @@
             <w:proofErr w:type="spellEnd"/>
             <w:r>
               <w:rPr>
-                <w:rFonts w:ascii="Arial" w:hAnsi="Arial" w:cs="Arial"/>
+                <w:rFonts w:ascii="Arial" w:hAnsi="Arial" w:cs="Arial" w:eastAsia="Arial"/>
                 <w:sz w:val="21"/>
                 <w:szCs w:val="21"/>
               </w:rPr>
@@ -886,16 +886,16 @@
             <w:pPr>
               <w:ind w:left="3"/>
               <w:rPr>
-                <w:rFonts w:ascii="Arial" w:hAnsi="Arial" w:cs="Arial"/>
-                <w:b/>
-                <w:bCs/>
-                <w:sz w:val="21"/>
-                <w:szCs w:val="21"/>
-              </w:rPr>
-            </w:pPr>
-            <w:r>
-              <w:rPr>
-                <w:rFonts w:ascii="Arial" w:hAnsi="Arial" w:cs="Arial"/>
+                <w:rFonts w:ascii="Arial" w:hAnsi="Arial" w:cs="Arial" w:eastAsia="Arial"/>
+                <w:b/>
+                <w:bCs/>
+                <w:sz w:val="21"/>
+                <w:szCs w:val="21"/>
+              </w:rPr>
+            </w:pPr>
+            <w:r>
+              <w:rPr>
+                <w:rFonts w:ascii="Arial" w:hAnsi="Arial" w:cs="Arial" w:eastAsia="Arial"/>
                 <w:b/>
                 <w:bCs/>
                 <w:sz w:val="21"/>
@@ -918,14 +918,14 @@
           <w:p>
             <w:pPr>
               <w:rPr>
-                <w:rFonts w:ascii="Arial" w:hAnsi="Arial" w:cs="Arial"/>
-                <w:sz w:val="21"/>
-                <w:szCs w:val="21"/>
-              </w:rPr>
-            </w:pPr>
-            <w:r>
-              <w:rPr>
-                <w:rFonts w:ascii="Arial" w:hAnsi="Arial" w:cs="Arial"/>
+                <w:rFonts w:ascii="Arial" w:hAnsi="Arial" w:cs="Arial" w:eastAsia="Arial"/>
+                <w:sz w:val="21"/>
+                <w:szCs w:val="21"/>
+              </w:rPr>
+            </w:pPr>
+            <w:r>
+              <w:rPr>
+                <w:rFonts w:ascii="Arial" w:hAnsi="Arial" w:cs="Arial" w:eastAsia="Arial"/>
                 <w:sz w:val="21"/>
                 <w:szCs w:val="21"/>
               </w:rPr>
@@ -952,16 +952,16 @@
             <w:pPr>
               <w:ind w:left="3"/>
               <w:rPr>
-                <w:rFonts w:ascii="Arial" w:hAnsi="Arial" w:cs="Arial"/>
-                <w:b/>
-                <w:bCs/>
-                <w:sz w:val="21"/>
-                <w:szCs w:val="21"/>
-              </w:rPr>
-            </w:pPr>
-            <w:r>
-              <w:rPr>
-                <w:rFonts w:ascii="Arial" w:hAnsi="Arial" w:cs="Arial"/>
+                <w:rFonts w:ascii="Arial" w:hAnsi="Arial" w:cs="Arial" w:eastAsia="Arial"/>
+                <w:b/>
+                <w:bCs/>
+                <w:sz w:val="21"/>
+                <w:szCs w:val="21"/>
+              </w:rPr>
+            </w:pPr>
+            <w:r>
+              <w:rPr>
+                <w:rFonts w:ascii="Arial" w:hAnsi="Arial" w:cs="Arial" w:eastAsia="Arial"/>
                 <w:b/>
                 <w:bCs/>
                 <w:sz w:val="21"/>
@@ -984,14 +984,14 @@
           <w:p>
             <w:pPr>
               <w:rPr>
-                <w:rFonts w:ascii="Arial" w:hAnsi="Arial" w:cs="Arial"/>
-                <w:sz w:val="21"/>
-                <w:szCs w:val="21"/>
-              </w:rPr>
-            </w:pPr>
-            <w:r>
-              <w:rPr>
-                <w:rFonts w:ascii="Arial" w:hAnsi="Arial" w:cs="Arial"/>
+                <w:rFonts w:ascii="Arial" w:hAnsi="Arial" w:cs="Arial" w:eastAsia="Arial"/>
+                <w:sz w:val="21"/>
+                <w:szCs w:val="21"/>
+              </w:rPr>
+            </w:pPr>
+            <w:r>
+              <w:rPr>
+                <w:rFonts w:ascii="Arial" w:hAnsi="Arial" w:cs="Arial" w:eastAsia="Arial"/>
                 <w:sz w:val="21"/>
                 <w:szCs w:val="21"/>
               </w:rPr>
@@ -1018,16 +1018,16 @@
             <w:pPr>
               <w:ind w:left="3"/>
               <w:rPr>
-                <w:rFonts w:ascii="Arial" w:hAnsi="Arial" w:cs="Arial"/>
-                <w:b/>
-                <w:bCs/>
-                <w:sz w:val="21"/>
-                <w:szCs w:val="21"/>
-              </w:rPr>
-            </w:pPr>
-            <w:r>
-              <w:rPr>
-                <w:rFonts w:ascii="Arial" w:hAnsi="Arial" w:cs="Arial"/>
+                <w:rFonts w:ascii="Arial" w:hAnsi="Arial" w:cs="Arial" w:eastAsia="Arial"/>
+                <w:b/>
+                <w:bCs/>
+                <w:sz w:val="21"/>
+                <w:szCs w:val="21"/>
+              </w:rPr>
+            </w:pPr>
+            <w:r>
+              <w:rPr>
+                <w:rFonts w:ascii="Arial" w:hAnsi="Arial" w:cs="Arial" w:eastAsia="Arial"/>
                 <w:b/>
                 <w:bCs/>
                 <w:sz w:val="21"/>
@@ -1051,14 +1051,14 @@
             <w:pPr>
               <w:spacing w:line="240" w:lineRule="auto"/>
               <w:rPr>
-                <w:rFonts w:ascii="Arial" w:hAnsi="Arial" w:cs="Arial"/>
-                <w:sz w:val="21"/>
-                <w:szCs w:val="21"/>
-              </w:rPr>
-            </w:pPr>
-            <w:r>
-              <w:rPr>
-                <w:rFonts w:ascii="Arial" w:hAnsi="Arial" w:cs="Arial"/>
+                <w:rFonts w:ascii="Arial" w:hAnsi="Arial" w:cs="Arial" w:eastAsia="Arial"/>
+                <w:sz w:val="21"/>
+                <w:szCs w:val="21"/>
+              </w:rPr>
+            </w:pPr>
+            <w:r>
+              <w:rPr>
+                <w:rFonts w:ascii="Arial" w:hAnsi="Arial" w:cs="Arial" w:eastAsia="Arial"/>
                 <w:sz w:val="21"/>
                 <w:szCs w:val="21"/>
               </w:rPr>
@@ -1084,10 +1084,10 @@
   <w:docDefaults>
     <w:rPrDefault>
       <w:rPr>
-        <w:rFonts w:asciiTheme="minorHAnsi" w:eastAsiaTheme="minorHAnsi" w:hAnsiTheme="minorHAnsi" w:cstheme="minorBidi"/>
+        <w:rFonts w:ascii="Arial" w:hAnsi="Arial" w:cs="Arial" w:eastAsia="Arial"/>
         <w:kern w:val="2"/>
-        <w:sz w:val="24"/>
-        <w:szCs w:val="24"/>
+        <w:sz w:val="21"/>
+        <w:szCs w:val="21"/>
         <w:lang w:val="en-IN" w:eastAsia="en-US" w:bidi="ar-SA"/>
         <w14:ligatures w14:val="standardContextual"/>
       </w:rPr>
@@ -1484,9 +1484,9 @@
       <w:spacing w:line="259" w:lineRule="auto"/>
     </w:pPr>
     <w:rPr>
-      <w:rFonts w:ascii="Calibri" w:eastAsia="Calibri" w:hAnsi="Calibri" w:cs="Calibri"/>
+      <w:rFonts w:ascii="Arial" w:hAnsi="Arial" w:cs="Arial" w:eastAsia="Arial"/>
       <w:color w:val="000000"/>
-      <w:sz w:val="22"/>
+      <w:sz w:val="21"/>
       <w:lang w:eastAsia="en-IN"/>
     </w:rPr>
   </w:style>
@@ -1505,10 +1505,10 @@
       <w:outlineLvl w:val="0"/>
     </w:pPr>
     <w:rPr>
-      <w:rFonts w:asciiTheme="majorHAnsi" w:eastAsiaTheme="majorEastAsia" w:hAnsiTheme="majorHAnsi" w:cstheme="majorBidi"/>
+      <w:rFonts w:ascii="Arial" w:hAnsi="Arial" w:cs="Arial" w:eastAsia="Arial"/>
       <w:color w:val="0F4761" w:themeColor="accent1" w:themeShade="BF"/>
-      <w:sz w:val="40"/>
-      <w:szCs w:val="40"/>
+      <w:sz w:val="21"/>
+      <w:szCs w:val="21"/>
       <w:lang w:eastAsia="en-US"/>
     </w:rPr>
   </w:style>
@@ -1529,10 +1529,10 @@
       <w:outlineLvl w:val="1"/>
     </w:pPr>
     <w:rPr>
-      <w:rFonts w:asciiTheme="majorHAnsi" w:eastAsiaTheme="majorEastAsia" w:hAnsiTheme="majorHAnsi" w:cstheme="majorBidi"/>
+      <w:rFonts w:ascii="Arial" w:hAnsi="Arial" w:cs="Arial" w:eastAsia="Arial"/>
       <w:color w:val="0F4761" w:themeColor="accent1" w:themeShade="BF"/>
-      <w:sz w:val="32"/>
-      <w:szCs w:val="32"/>
+      <w:sz w:val="21"/>
+      <w:szCs w:val="21"/>
       <w:lang w:eastAsia="en-US"/>
     </w:rPr>
   </w:style>
@@ -1553,10 +1553,10 @@
       <w:outlineLvl w:val="2"/>
     </w:pPr>
     <w:rPr>
-      <w:rFonts w:asciiTheme="minorHAnsi" w:eastAsiaTheme="majorEastAsia" w:hAnsiTheme="minorHAnsi" w:cstheme="majorBidi"/>
+      <w:rFonts w:ascii="Arial" w:hAnsi="Arial" w:cs="Arial" w:eastAsia="Arial"/>
       <w:color w:val="0F4761" w:themeColor="accent1" w:themeShade="BF"/>
-      <w:sz w:val="28"/>
-      <w:szCs w:val="28"/>
+      <w:sz w:val="21"/>
+      <w:szCs w:val="21"/>
       <w:lang w:eastAsia="en-US"/>
     </w:rPr>
   </w:style>
@@ -1577,11 +1577,11 @@
       <w:outlineLvl w:val="3"/>
     </w:pPr>
     <w:rPr>
-      <w:rFonts w:asciiTheme="minorHAnsi" w:eastAsiaTheme="majorEastAsia" w:hAnsiTheme="minorHAnsi" w:cstheme="majorBidi"/>
+      <w:rFonts w:ascii="Arial" w:hAnsi="Arial" w:cs="Arial" w:eastAsia="Arial"/>
       <w:i/>
       <w:iCs/>
       <w:color w:val="0F4761" w:themeColor="accent1" w:themeShade="BF"/>
-      <w:sz w:val="24"/>
+      <w:sz w:val="21"/>
       <w:lang w:eastAsia="en-US"/>
     </w:rPr>
   </w:style>
@@ -1602,9 +1602,9 @@
       <w:outlineLvl w:val="4"/>
     </w:pPr>
     <w:rPr>
-      <w:rFonts w:asciiTheme="minorHAnsi" w:eastAsiaTheme="majorEastAsia" w:hAnsiTheme="minorHAnsi" w:cstheme="majorBidi"/>
+      <w:rFonts w:ascii="Arial" w:hAnsi="Arial" w:cs="Arial" w:eastAsia="Arial"/>
       <w:color w:val="0F4761" w:themeColor="accent1" w:themeShade="BF"/>
-      <w:sz w:val="24"/>
+      <w:sz w:val="21"/>
       <w:lang w:eastAsia="en-US"/>
     </w:rPr>
   </w:style>
@@ -1625,11 +1625,11 @@
       <w:outlineLvl w:val="5"/>
     </w:pPr>
     <w:rPr>
-      <w:rFonts w:asciiTheme="minorHAnsi" w:eastAsiaTheme="majorEastAsia" w:hAnsiTheme="minorHAnsi" w:cstheme="majorBidi"/>
+      <w:rFonts w:ascii="Arial" w:hAnsi="Arial" w:cs="Arial" w:eastAsia="Arial"/>
       <w:i/>
       <w:iCs/>
       <w:color w:val="595959" w:themeColor="text1" w:themeTint="A6"/>
-      <w:sz w:val="24"/>
+      <w:sz w:val="21"/>
       <w:lang w:eastAsia="en-US"/>
     </w:rPr>
   </w:style>
@@ -1650,9 +1650,9 @@
       <w:outlineLvl w:val="6"/>
     </w:pPr>
     <w:rPr>
-      <w:rFonts w:asciiTheme="minorHAnsi" w:eastAsiaTheme="majorEastAsia" w:hAnsiTheme="minorHAnsi" w:cstheme="majorBidi"/>
+      <w:rFonts w:ascii="Arial" w:hAnsi="Arial" w:cs="Arial" w:eastAsia="Arial"/>
       <w:color w:val="595959" w:themeColor="text1" w:themeTint="A6"/>
-      <w:sz w:val="24"/>
+      <w:sz w:val="21"/>
       <w:lang w:eastAsia="en-US"/>
     </w:rPr>
   </w:style>
@@ -1673,11 +1673,11 @@
       <w:outlineLvl w:val="7"/>
     </w:pPr>
     <w:rPr>
-      <w:rFonts w:asciiTheme="minorHAnsi" w:eastAsiaTheme="majorEastAsia" w:hAnsiTheme="minorHAnsi" w:cstheme="majorBidi"/>
+      <w:rFonts w:ascii="Arial" w:hAnsi="Arial" w:cs="Arial" w:eastAsia="Arial"/>
       <w:i/>
       <w:iCs/>
       <w:color w:val="272727" w:themeColor="text1" w:themeTint="D8"/>
-      <w:sz w:val="24"/>
+      <w:sz w:val="21"/>
       <w:lang w:eastAsia="en-US"/>
     </w:rPr>
   </w:style>
@@ -1698,9 +1698,9 @@
       <w:outlineLvl w:val="8"/>
     </w:pPr>
     <w:rPr>
-      <w:rFonts w:asciiTheme="minorHAnsi" w:eastAsiaTheme="majorEastAsia" w:hAnsiTheme="minorHAnsi" w:cstheme="majorBidi"/>
+      <w:rFonts w:ascii="Arial" w:hAnsi="Arial" w:cs="Arial" w:eastAsia="Arial"/>
       <w:color w:val="272727" w:themeColor="text1" w:themeTint="D8"/>
-      <w:sz w:val="24"/>
+      <w:sz w:val="21"/>
       <w:lang w:eastAsia="en-US"/>
     </w:rPr>
   </w:style>
@@ -1737,10 +1737,10 @@
     <w:uiPriority w:val="9"/>
     <w:rsid w:val="00C44E90"/>
     <w:rPr>
-      <w:rFonts w:asciiTheme="majorHAnsi" w:eastAsiaTheme="majorEastAsia" w:hAnsiTheme="majorHAnsi" w:cstheme="majorBidi"/>
+      <w:rFonts w:ascii="Arial" w:hAnsi="Arial" w:cs="Arial" w:eastAsia="Arial"/>
       <w:color w:val="0F4761" w:themeColor="accent1" w:themeShade="BF"/>
-      <w:sz w:val="40"/>
-      <w:szCs w:val="40"/>
+      <w:sz w:val="21"/>
+      <w:szCs w:val="21"/>
     </w:rPr>
   </w:style>
   <w:style w:type="character" w:customStyle="1" w:styleId="Heading2Char">
@@ -1751,10 +1751,10 @@
     <w:semiHidden/>
     <w:rsid w:val="00C44E90"/>
     <w:rPr>
-      <w:rFonts w:asciiTheme="majorHAnsi" w:eastAsiaTheme="majorEastAsia" w:hAnsiTheme="majorHAnsi" w:cstheme="majorBidi"/>
+      <w:rFonts w:ascii="Arial" w:hAnsi="Arial" w:cs="Arial" w:eastAsia="Arial"/>
       <w:color w:val="0F4761" w:themeColor="accent1" w:themeShade="BF"/>
-      <w:sz w:val="32"/>
-      <w:szCs w:val="32"/>
+      <w:sz w:val="21"/>
+      <w:szCs w:val="21"/>
     </w:rPr>
   </w:style>
   <w:style w:type="character" w:customStyle="1" w:styleId="Heading3Char">
@@ -1765,10 +1765,10 @@
     <w:semiHidden/>
     <w:rsid w:val="00C44E90"/>
     <w:rPr>
-      <w:rFonts w:eastAsiaTheme="majorEastAsia" w:cstheme="majorBidi"/>
+      <w:rFonts w:ascii="Arial" w:hAnsi="Arial" w:cs="Arial" w:eastAsia="Arial"/>
       <w:color w:val="0F4761" w:themeColor="accent1" w:themeShade="BF"/>
-      <w:sz w:val="28"/>
-      <w:szCs w:val="28"/>
+      <w:sz w:val="21"/>
+      <w:szCs w:val="21"/>
     </w:rPr>
   </w:style>
   <w:style w:type="character" w:customStyle="1" w:styleId="Heading4Char">
@@ -1779,7 +1779,7 @@
     <w:semiHidden/>
     <w:rsid w:val="00C44E90"/>
     <w:rPr>
-      <w:rFonts w:eastAsiaTheme="majorEastAsia" w:cstheme="majorBidi"/>
+      <w:rFonts w:ascii="Arial" w:hAnsi="Arial" w:cs="Arial" w:eastAsia="Arial"/>
       <w:i/>
       <w:iCs/>
       <w:color w:val="0F4761" w:themeColor="accent1" w:themeShade="BF"/>
@@ -1793,7 +1793,7 @@
     <w:semiHidden/>
     <w:rsid w:val="00C44E90"/>
     <w:rPr>
-      <w:rFonts w:eastAsiaTheme="majorEastAsia" w:cstheme="majorBidi"/>
+      <w:rFonts w:ascii="Arial" w:hAnsi="Arial" w:cs="Arial" w:eastAsia="Arial"/>
       <w:color w:val="0F4761" w:themeColor="accent1" w:themeShade="BF"/>
     </w:rPr>
   </w:style>
@@ -1805,7 +1805,7 @@
     <w:semiHidden/>
     <w:rsid w:val="00C44E90"/>
     <w:rPr>
-      <w:rFonts w:eastAsiaTheme="majorEastAsia" w:cstheme="majorBidi"/>
+      <w:rFonts w:ascii="Arial" w:hAnsi="Arial" w:cs="Arial" w:eastAsia="Arial"/>
       <w:i/>
       <w:iCs/>
       <w:color w:val="595959" w:themeColor="text1" w:themeTint="A6"/>
@@ -1819,7 +1819,7 @@
     <w:semiHidden/>
     <w:rsid w:val="00C44E90"/>
     <w:rPr>
-      <w:rFonts w:eastAsiaTheme="majorEastAsia" w:cstheme="majorBidi"/>
+      <w:rFonts w:ascii="Arial" w:hAnsi="Arial" w:cs="Arial" w:eastAsia="Arial"/>
       <w:color w:val="595959" w:themeColor="text1" w:themeTint="A6"/>
     </w:rPr>
   </w:style>
@@ -1831,7 +1831,7 @@
     <w:semiHidden/>
     <w:rsid w:val="00C44E90"/>
     <w:rPr>
-      <w:rFonts w:eastAsiaTheme="majorEastAsia" w:cstheme="majorBidi"/>
+      <w:rFonts w:ascii="Arial" w:hAnsi="Arial" w:cs="Arial" w:eastAsia="Arial"/>
       <w:i/>
       <w:iCs/>
       <w:color w:val="272727" w:themeColor="text1" w:themeTint="D8"/>
@@ -1845,7 +1845,7 @@
     <w:semiHidden/>
     <w:rsid w:val="00C44E90"/>
     <w:rPr>
-      <w:rFonts w:eastAsiaTheme="majorEastAsia" w:cstheme="majorBidi"/>
+      <w:rFonts w:ascii="Arial" w:hAnsi="Arial" w:cs="Arial" w:eastAsia="Arial"/>
       <w:color w:val="272727" w:themeColor="text1" w:themeTint="D8"/>
     </w:rPr>
   </w:style>
@@ -1862,12 +1862,12 @@
       <w:contextualSpacing/>
     </w:pPr>
     <w:rPr>
-      <w:rFonts w:asciiTheme="majorHAnsi" w:eastAsiaTheme="majorEastAsia" w:hAnsiTheme="majorHAnsi" w:cstheme="majorBidi"/>
+      <w:rFonts w:ascii="Arial" w:hAnsi="Arial" w:cs="Arial" w:eastAsia="Arial"/>
       <w:color w:val="auto"/>
       <w:spacing w:val="-10"/>
       <w:kern w:val="28"/>
-      <w:sz w:val="56"/>
-      <w:szCs w:val="56"/>
+      <w:sz w:val="21"/>
+      <w:szCs w:val="21"/>
       <w:lang w:eastAsia="en-US"/>
     </w:rPr>
   </w:style>
@@ -1878,11 +1878,11 @@
     <w:uiPriority w:val="10"/>
     <w:rsid w:val="00C44E90"/>
     <w:rPr>
-      <w:rFonts w:asciiTheme="majorHAnsi" w:eastAsiaTheme="majorEastAsia" w:hAnsiTheme="majorHAnsi" w:cstheme="majorBidi"/>
+      <w:rFonts w:ascii="Arial" w:hAnsi="Arial" w:cs="Arial" w:eastAsia="Arial"/>
       <w:spacing w:val="-10"/>
       <w:kern w:val="28"/>
-      <w:sz w:val="56"/>
-      <w:szCs w:val="56"/>
+      <w:sz w:val="21"/>
+      <w:szCs w:val="21"/>
     </w:rPr>
   </w:style>
   <w:style w:type="paragraph" w:styleId="Subtitle">
@@ -1900,11 +1900,11 @@
       <w:spacing w:line="278" w:lineRule="auto"/>
     </w:pPr>
     <w:rPr>
-      <w:rFonts w:asciiTheme="minorHAnsi" w:eastAsiaTheme="majorEastAsia" w:hAnsiTheme="minorHAnsi" w:cstheme="majorBidi"/>
+      <w:rFonts w:ascii="Arial" w:hAnsi="Arial" w:cs="Arial" w:eastAsia="Arial"/>
       <w:color w:val="595959" w:themeColor="text1" w:themeTint="A6"/>
       <w:spacing w:val="15"/>
-      <w:sz w:val="28"/>
-      <w:szCs w:val="28"/>
+      <w:sz w:val="21"/>
+      <w:szCs w:val="21"/>
       <w:lang w:eastAsia="en-US"/>
     </w:rPr>
   </w:style>
@@ -1915,11 +1915,11 @@
     <w:uiPriority w:val="11"/>
     <w:rsid w:val="00C44E90"/>
     <w:rPr>
-      <w:rFonts w:eastAsiaTheme="majorEastAsia" w:cstheme="majorBidi"/>
+      <w:rFonts w:ascii="Arial" w:hAnsi="Arial" w:cs="Arial" w:eastAsia="Arial"/>
       <w:color w:val="595959" w:themeColor="text1" w:themeTint="A6"/>
       <w:spacing w:val="15"/>
-      <w:sz w:val="28"/>
-      <w:szCs w:val="28"/>
+      <w:sz w:val="21"/>
+      <w:szCs w:val="21"/>
     </w:rPr>
   </w:style>
   <w:style w:type="paragraph" w:styleId="Quote">
@@ -1935,11 +1935,11 @@
       <w:jc w:val="center"/>
     </w:pPr>
     <w:rPr>
-      <w:rFonts w:asciiTheme="minorHAnsi" w:eastAsiaTheme="minorHAnsi" w:hAnsiTheme="minorHAnsi" w:cstheme="minorBidi"/>
+      <w:rFonts w:ascii="Arial" w:hAnsi="Arial" w:cs="Arial" w:eastAsia="Arial"/>
       <w:i/>
       <w:iCs/>
       <w:color w:val="404040" w:themeColor="text1" w:themeTint="BF"/>
-      <w:sz w:val="24"/>
+      <w:sz w:val="21"/>
       <w:lang w:eastAsia="en-US"/>
     </w:rPr>
   </w:style>
@@ -1967,9 +1967,9 @@
       <w:contextualSpacing/>
     </w:pPr>
     <w:rPr>
-      <w:rFonts w:asciiTheme="minorHAnsi" w:eastAsiaTheme="minorHAnsi" w:hAnsiTheme="minorHAnsi" w:cstheme="minorBidi"/>
+      <w:rFonts w:ascii="Arial" w:hAnsi="Arial" w:cs="Arial" w:eastAsia="Arial"/>
       <w:color w:val="auto"/>
-      <w:sz w:val="24"/>
+      <w:sz w:val="21"/>
       <w:lang w:eastAsia="en-US"/>
     </w:rPr>
   </w:style>
@@ -2003,11 +2003,11 @@
       <w:jc w:val="center"/>
     </w:pPr>
     <w:rPr>
-      <w:rFonts w:asciiTheme="minorHAnsi" w:eastAsiaTheme="minorHAnsi" w:hAnsiTheme="minorHAnsi" w:cstheme="minorBidi"/>
+      <w:rFonts w:ascii="Arial" w:hAnsi="Arial" w:cs="Arial" w:eastAsia="Arial"/>
       <w:i/>
       <w:iCs/>
       <w:color w:val="0F4761" w:themeColor="accent1" w:themeShade="BF"/>
-      <w:sz w:val="24"/>
+      <w:sz w:val="21"/>
       <w:lang w:eastAsia="en-US"/>
     </w:rPr>
   </w:style>
@@ -2044,7 +2044,7 @@
       <w:spacing w:after="0" w:line="240" w:lineRule="auto"/>
     </w:pPr>
     <w:rPr>
-      <w:rFonts w:eastAsiaTheme="minorEastAsia"/>
+      <w:rFonts w:ascii="Arial" w:hAnsi="Arial" w:cs="Arial" w:eastAsia="Arial"/>
       <w:lang w:eastAsia="en-IN"/>
     </w:rPr>
     <w:tblPr>
